--- a/paper/cipherflute_wiss2026_v1.2.docx
+++ b/paper/cipherflute_wiss2026_v1.2.docx
@@ -393,7 +393,7 @@
         <w:ind w:firstLine="180"/>
       </w:pPr>
       <w:r>
-        <w:t>本手法で運べる情報量は，用途に応じて選ぶことができる．暗証番号や合言葉，贈り物やイベントの合図，体験型のセキュリティ教育といった少ないbit数で足りるカジュアルな利用シーンでは，，笛数本から10本程度の小さな構成で足りる．人が記憶して使うパスワードの実効的な情報量も数十bit程度に留まる．一方で，128bitのリカバリーシードを保管することも可能であり，約40本の笛でエンコーディングできる（3章）．このように，気軽な暗証番号から本格的な鍵管理まで，同じしくみを幅広く気軽に使える点が本手法の特徴である．</w:t>
+        <w:t>本手法で運べる情報量は，用途に応じて選ぶことができる．暗証番号や合言葉，贈り物やイベントの合図，体験型のセキュリティ教育といった少ないbit数で足りるカジュアルな利用シーンでは，笛数本から10本程度の小さな構成で足りる．人が記憶して使うパスワードの実効的な情報量も数十bit程度に留まる．一方で，128bitのリカバリーシードを保管することも可能であり，約40本の笛でエンコーディングできる（3章）．このように，気軽な暗証番号から本格的な鍵管理まで，同じしくみを幅広く気軽に使える点が本手法の特徴である．</w:t>
       </w:r>
     </w:p>
     <w:p>
@@ -483,8 +483,7 @@
         <w:gridCol w:w="893"/>
         <w:gridCol w:w="749"/>
         <w:gridCol w:w="835"/>
-        <w:gridCol w:w="662"/>
-        <w:gridCol w:w="70"/>
+        <w:gridCol w:w="732"/>
         <w:tblGridChange w:id="73">
           <w:tblGrid>
             <w:gridCol w:w="1181"/>
@@ -834,7 +833,6 @@
         <w:tc>
           <w:tcPr>
             <w:tcW w:w="732" w:type="dxa"/>
-            <w:gridSpan w:val="2"/>
             <w:tcPrChange w:id="80" w:author="栗原　一貴" w:date="2026-07-24T09:31:00Z" w16du:dateUtc="2026-07-24T00:31:00Z">
               <w:tcPr>
                 <w:tcW w:w="662" w:type="dxa"/>
@@ -973,7 +971,6 @@
         <w:tc>
           <w:tcPr>
             <w:tcW w:w="732" w:type="dxa"/>
-            <w:gridSpan w:val="2"/>
             <w:tcPrChange w:id="87" w:author="栗原　一貴" w:date="2026-07-24T09:31:00Z" w16du:dateUtc="2026-07-24T00:31:00Z">
               <w:tcPr>
                 <w:tcW w:w="662" w:type="dxa"/>
@@ -1118,7 +1115,6 @@
         <w:tc>
           <w:tcPr>
             <w:tcW w:w="732" w:type="dxa"/>
-            <w:gridSpan w:val="2"/>
             <w:tcPrChange w:id="94" w:author="栗原　一貴" w:date="2026-07-24T09:31:00Z" w16du:dateUtc="2026-07-24T00:31:00Z">
               <w:tcPr>
                 <w:tcW w:w="662" w:type="dxa"/>
@@ -1263,7 +1259,6 @@
         <w:tc>
           <w:tcPr>
             <w:tcW w:w="732" w:type="dxa"/>
-            <w:gridSpan w:val="2"/>
             <w:tcPrChange w:id="101" w:author="栗原　一貴" w:date="2026-07-24T09:31:00Z" w16du:dateUtc="2026-07-24T00:31:00Z">
               <w:tcPr>
                 <w:tcW w:w="662" w:type="dxa"/>
@@ -1396,7 +1391,6 @@
         <w:tc>
           <w:tcPr>
             <w:tcW w:w="732" w:type="dxa"/>
-            <w:gridSpan w:val="2"/>
             <w:tcPrChange w:id="108" w:author="栗原　一貴" w:date="2026-07-24T09:31:00Z" w16du:dateUtc="2026-07-24T00:31:00Z">
               <w:tcPr>
                 <w:tcW w:w="662" w:type="dxa"/>
@@ -1541,7 +1535,6 @@
         <w:tc>
           <w:tcPr>
             <w:tcW w:w="732" w:type="dxa"/>
-            <w:gridSpan w:val="2"/>
             <w:tcPrChange w:id="115" w:author="栗原　一貴" w:date="2026-07-24T09:31:00Z" w16du:dateUtc="2026-07-24T00:31:00Z">
               <w:tcPr>
                 <w:tcW w:w="662" w:type="dxa"/>
@@ -1680,7 +1673,6 @@
         <w:tc>
           <w:tcPr>
             <w:tcW w:w="732" w:type="dxa"/>
-            <w:gridSpan w:val="2"/>
             <w:tcPrChange w:id="122" w:author="栗原　一貴" w:date="2026-07-24T09:31:00Z" w16du:dateUtc="2026-07-24T00:31:00Z">
               <w:tcPr>
                 <w:tcW w:w="662" w:type="dxa"/>
@@ -1817,7 +1809,6 @@
         <w:tc>
           <w:tcPr>
             <w:tcW w:w="732" w:type="dxa"/>
-            <w:gridSpan w:val="2"/>
             <w:tcPrChange w:id="129" w:author="栗原　一貴" w:date="2026-07-24T09:31:00Z" w16du:dateUtc="2026-07-24T00:31:00Z">
               <w:tcPr>
                 <w:tcW w:w="662" w:type="dxa"/>
@@ -2052,7 +2043,7 @@
         <w:ind w:firstLine="180"/>
       </w:pPr>
       <w:r>
-        <w:t>読み取りの語彙は，あらかじめ決めた音の高さの置き場（以下スロット）である．どのスロットで鳴るかで，笛1本が1つの数字を表す．厚壁ヘッドで安定して鳴る音域は，下がF#6（約1480 Hz），上がF#7（約2960 Hz）までである．この音域を半音（100セント）刻みで割ると，スロットは13個になる．較正用の13本を室温で測ると全部が発音し，隣り合う音の間隔は平均でちょうど100セントであった．笛1本が13通りの13進数の数字を表すので，1本あたり約3.7bitを運ぶ．スロット数の13は素数であり，後述の誤り訂正の計算の土台とちょうど1対1で対応する（3.4節）．</w:t>
+        <w:t>読み取りの語彙は，あらかじめ決めた音の高さの置き場（以下スロット）である．どのスロットで鳴るかで，笛1本が1つの数字を表す．厚壁ヘッドで安定して鳴る音域は，下がF#6（約1480 Hz），上がF#7（約2960 Hz）までである．この音域を半音（100セント）刻みで割ると，スロットは13個になる．較正用の13本を室温で測ると全部が発音し，隣り合う音の間隔は平均でちょうど100セントであった．笛1本が13通りの13進数の数字を表すので，1本あたり約3.7bitを運ぶ．スロット数の13は素数であり，後述の誤り訂正の計算の土台とちょうど1対1で対応する（3.4節）．なお，笛の造形方式によっては低音側の数本が安定して鳴らないことがあり，その場合は音域を狭めて11スロット（G#6からF#7）で運用する．11も素数なので，同じ枠組みをそのまま使える．</w:t>
       </w:r>
     </w:p>
     <w:p>
@@ -2512,19 +2503,17 @@
               <w:rPr>
                 <w:sz w:val="15"/>
               </w:rPr>
-              <w:t>約</w:t>
-            </w:r>
-            <w:r>
-              <w:rPr>
-                <w:sz w:val="15"/>
-              </w:rPr>
-              <w:t>13</w:t>
-            </w:r>
-            <w:r>
-              <w:rPr>
-                <w:sz w:val="15"/>
-              </w:rPr>
-              <w:t>ビット</w:t>
+              <w:t>約13bit</w:t>
+            </w:r>
+            <w:r>
+              <w:rPr>
+                <w:sz w:val="15"/>
+              </w:rPr>
+            </w:r>
+            <w:r>
+              <w:rPr>
+                <w:sz w:val="15"/>
+              </w:rPr>
             </w:r>
           </w:p>
         </w:tc>
@@ -2586,7 +2575,7 @@
               <w:rPr>
                 <w:sz w:val="15"/>
               </w:rPr>
-              <w:t>数十ビット</w:t>
+              <w:t>数十bit</w:t>
             </w:r>
           </w:p>
         </w:tc>
@@ -2626,13 +2615,12 @@
               <w:rPr>
                 <w:sz w:val="15"/>
               </w:rPr>
-              <w:t>128</w:t>
-            </w:r>
-            <w:r>
-              <w:rPr>
-                <w:sz w:val="15"/>
-              </w:rPr>
-              <w:t>ビットの復元用情報</w:t>
+              <w:t>128bitの復元用情報</w:t>
+            </w:r>
+            <w:r>
+              <w:rPr>
+                <w:sz w:val="15"/>
+              </w:rPr>
             </w:r>
           </w:p>
         </w:tc>
@@ -2648,13 +2636,12 @@
               <w:rPr>
                 <w:sz w:val="15"/>
               </w:rPr>
-              <w:t>128</w:t>
-            </w:r>
-            <w:r>
-              <w:rPr>
-                <w:sz w:val="15"/>
-              </w:rPr>
-              <w:t>ビット</w:t>
+              <w:t>128bit</w:t>
+            </w:r>
+            <w:r>
+              <w:rPr>
+                <w:sz w:val="15"/>
+              </w:rPr>
             </w:r>
           </w:p>
         </w:tc>
@@ -2736,7 +2723,7 @@
         </w:rPr>
       </w:pPr>
       <w:r>
-        <w:t>暗号のデコードは，マイク入力の周波数分析からなるWebアプリで行い，ネットワークがなくても動作する．図5がその利用の様子である．</w:t>
+        <w:t>暗号のデコードは，マイク入力の周波数分析からなるWebアプリで行い，ネットワークがなくても動作する．図4がその利用の様子である．</w:t>
       </w:r>
     </w:p>
     <w:p>
@@ -2783,7 +2770,7 @@
         <w:jc w:val="center"/>
       </w:pPr>
       <w:r>
-        <w:t>図5　復号ソフトの画面．吹いた音の周波数を解析し，検出した並びと復元した値を表示する．</w:t>
+        <w:t>図4　復号ソフトの画面．吹いた音の周波数を解析し，検出した並びと復元した値を表示する．</w:t>
       </w:r>
     </w:p>
     <w:p>
@@ -3141,13 +3128,13 @@
               <w:rPr>
                 <w:sz w:val="15"/>
               </w:rPr>
-              <w:t>128</w:t>
-            </w:r>
-            <w:r>
-              <w:rPr>
-                <w:sz w:val="15"/>
-              </w:rPr>
-              <w:t>ビット級＝約</w:t>
+              <w:t>128bit級</w:t>
+            </w:r>
+            <w:r>
+              <w:rPr>
+                <w:sz w:val="15"/>
+              </w:rPr>
+              <w:t>＝約</w:t>
             </w:r>
             <w:r>
               <w:rPr>
@@ -4230,13 +4217,11 @@
         <w:t xml:space="preserve">e = −11.81 </w:t>
       </w:r>
       <w:r>
-        <w:t>を得た．初期の予備測定（図</w:t>
-      </w:r>
-      <w:r>
-        <w:t>4</w:t>
-      </w:r>
-      <w:r>
-        <w:t>）では，狙った音の笛</w:t>
+        <w:t>を得た．初期の予備測定（図5）</w:t>
+      </w:r>
+      <w:r/>
+      <w:r>
+        <w:t>では，狙った音の笛</w:t>
       </w:r>
       <w:r>
         <w:t>9</w:t>
@@ -4362,13 +4347,11 @@
         <w:ind w:firstLine="160"/>
       </w:pPr>
       <w:r>
-        <w:t>図</w:t>
-      </w:r>
-      <w:r>
-        <w:t>4</w:t>
-      </w:r>
-      <w:r>
-        <w:t xml:space="preserve">　予備測定（実測）．左：</w:t>
+        <w:t>図5　予備測定（実測）．</w:t>
+      </w:r>
+      <w:r/>
+      <w:r>
+        <w:t>左：</w:t>
       </w:r>
       <w:r>
         <w:t>9</w:t>
@@ -4646,19 +4629,7 @@
         <w:t>PETG</w:t>
       </w:r>
       <w:r>
-        <w:t>が，将来の候補ではなく実機で成立する正式な選択肢であることを実装として確かめられた．ただし</w:t>
-      </w:r>
-      <w:r>
-        <w:t>PETG</w:t>
-      </w:r>
-      <w:r>
-        <w:t>は</w:t>
-      </w:r>
-      <w:r>
-        <w:t>PLA</w:t>
-      </w:r>
-      <w:r>
-        <w:t>より基本周波数がやや低く出る傾向があり，半音ずれる個体も見られたため，素材ごとに独立した較正が今後必要である．</w:t>
+        <w:t>が，将来の候補ではなく実機で成立する正式な選択肢であることを実装として確かめられた．</w:t>
       </w:r>
     </w:p>
     <w:p>
@@ -4756,7 +4727,7 @@
         <w:ind w:left="392" w:hanging="392"/>
       </w:pPr>
       <w:r>
-        <w:t>スプールへの放射状埋め込み（作成中）</w:t>
+        <w:t>スプールへの放射状埋め込み（実装済み）</w:t>
       </w:r>
     </w:p>
     <w:p>
@@ -4769,7 +4740,7 @@
         <w:t>3D</w:t>
       </w:r>
       <w:r>
-        <w:t>プリンタのフィラメントを巻くスプールの円盤に，笛を放射状に埋め込む案を作成中である．スプールを回しながら，外周に並んだ吹き込み口を順に吹くと，演奏するように秘密を読み出せる．ありふれた道具に秘密を溶け込ませ，日常の中に隠す例である．</w:t>
+        <w:t>プリンタのフィラメントを巻くスプールの円盤に，笛を放射状に埋め込んだ．スプールを回しながら，外周に並んだ吹き込み口を順に吹くと，演奏するように秘密を読み出せる．ありふれた道具に秘密を溶け込ませ，日常の中に隠す例である．</w:t>
       </w:r>
     </w:p>
     <w:p>
@@ -4870,26 +4841,14 @@
         <w:t>2</w:t>
       </w:r>
       <w:r>
-        <w:t>人がそろわないと開けられない」という関係性を，物のかたちで表現する例である．各ハートは約</w:t>
-      </w:r>
-      <w:r>
-        <w:t>25×32×7 mm</w:t>
-      </w:r>
-      <w:r>
-        <w:t>で，</w:t>
-      </w:r>
-      <w:r>
-        <w:t>7 mm</w:t>
-      </w:r>
-      <w:r>
-        <w:t>厚の中に</w:t>
-      </w:r>
-      <w:r>
-        <w:t>4 mm</w:t>
-      </w:r>
-      <w:r>
-        <w:t>の笛を埋め込める．</w:t>
-      </w:r>
+        <w:t>人がそろわないと開けられない」という関係性を，物のかたちで表現する例である．各ハートは原型が約25×32×7 mmであり，笛が収まる大きさに拡大して用いる．</w:t>
+      </w:r>
+      <w:r/>
+      <w:r/>
+      <w:r/>
+      <w:r/>
+      <w:r/>
+      <w:r/>
       <w:r>
         <w:t>1</w:t>
       </w:r>
@@ -5039,7 +4998,7 @@
         <w:rPr>
           <w:rFonts w:hint="eastAsia"/>
         </w:rPr>
-        <w:t>複数の笛の同時に鳴らす</w:t>
+        <w:t>複数の笛を同時に鳴らす</w:t>
       </w:r>
     </w:p>
     <w:p>
@@ -5337,19 +5296,7 @@
         <w:t>3D</w:t>
       </w:r>
       <w:r>
-        <w:t>プリントへの移行が将来の展望となる．なお，</w:t>
-      </w:r>
-      <w:r>
-        <w:t>PETG</w:t>
-      </w:r>
-      <w:r>
-        <w:t>は</w:t>
-      </w:r>
-      <w:r>
-        <w:t>PLA</w:t>
-      </w:r>
-      <w:r>
-        <w:t>より基本周波数がやや低く出る傾向があり，半音ずれる個体も見られたため，素材ごとに独立した較正表を用意することが今後の課題である．</w:t>
+        <w:t>プリントへの移行が将来の展望となる．</w:t>
       </w:r>
     </w:p>
     <w:p>

--- a/paper/cipherflute_wiss2026_v1.2.docx
+++ b/paper/cipherflute_wiss2026_v1.2.docx
@@ -3172,100 +3172,7 @@
         <w:rPr>
           <w:rFonts w:hint="eastAsia"/>
         </w:rPr>
-        <w:t>笛の</w:t>
-      </w:r>
-      <w:r>
-        <w:t>素材</w:t>
-      </w:r>
-      <w:r>
-        <w:rPr>
-          <w:rFonts w:hint="eastAsia"/>
-        </w:rPr>
-        <w:t>について</w:t>
-      </w:r>
-      <w:r>
-        <w:t>，</w:t>
-      </w:r>
-      <w:r>
-        <w:t>食品接触に適合していて扱いが容易な</w:t>
-      </w:r>
-      <w:r>
-        <w:t>Bambu Lab PLA Pure</w:t>
-      </w:r>
-      <w:r>
-        <w:t>でプロトタイピング</w:t>
-      </w:r>
-      <w:r>
-        <w:rPr>
-          <w:rFonts w:hint="eastAsia"/>
-        </w:rPr>
-        <w:t>した．</w:t>
-      </w:r>
-      <w:r>
-        <w:t>吹き込み口が口に触れること，不透明であるため管が透けて見えず偽装の観点でも都合がよいこと，そして安定して造形できていることが，この素材を標準とする理由である．より長期の保管に対しては，</w:t>
-      </w:r>
-      <w:r>
-        <w:t>PETG</w:t>
-      </w:r>
-      <w:r>
-        <w:t>が正式な選択肢となる．</w:t>
-      </w:r>
-      <w:r>
-        <w:t>PETG</w:t>
-      </w:r>
-      <w:r>
-        <w:t>でも問題なく造形でき，加水分解や紫外線への耐性の観点から</w:t>
-      </w:r>
-      <w:r>
-        <w:t>PLA</w:t>
-      </w:r>
-      <w:r>
-        <w:t>より優れているため，年単位で保管したい用途には</w:t>
-      </w:r>
-      <w:r>
-        <w:t>PETG</w:t>
-      </w:r>
-      <w:r>
-        <w:t>を選ぶとよい．さらに耐火性や超長期の保存まで求める場合には，金属</w:t>
-      </w:r>
-      <w:r>
-        <w:t>3D</w:t>
-      </w:r>
-      <w:r>
-        <w:t>プリントへの移行が将来の展望となる．笛は</w:t>
-      </w:r>
-      <w:r>
-        <w:rPr>
-          <w:rFonts w:hint="eastAsia"/>
-        </w:rPr>
-        <w:t>日用品に</w:t>
-      </w:r>
-      <w:r>
-        <w:t>融合でき，</w:t>
-      </w:r>
-      <w:r>
-        <w:rPr>
-          <w:rFonts w:hint="eastAsia"/>
-        </w:rPr>
-        <w:t>息の</w:t>
-      </w:r>
-      <w:r>
-        <w:t>吹き込み口と音の出る窓</w:t>
-      </w:r>
-      <w:r>
-        <w:rPr>
-          <w:rFonts w:hint="eastAsia"/>
-        </w:rPr>
-        <w:t>だけが外部に見える形となる</w:t>
-      </w:r>
-      <w:r>
-        <w:t>．印刷は家庭用の</w:t>
-      </w:r>
-      <w:r>
-        <w:t>3D</w:t>
-      </w:r>
-      <w:r>
-        <w:t>プリンタで完結する．なお，印刷データには秘密がそのまま載るため，スライスと印刷はネットワークから切り離した自分の環境で行うことを推奨する．</w:t>
+        <w:t>笛の素材について，食品接触に適合していて扱いが容易なBambu Lab PLA Pureでプロトタイピングした．吹き込み口が口に触れること，不透明であるため管が透けて見えず偽装の観点でも都合がよいこと，そして安定して造形できていることが，この素材を標準とする理由である．より長期の保管に対しては，PETGが正式な選択肢となる．PETGでも問題なく造形でき，加水分解や紫外線への耐性の観点からPLAより優れているため，年単位で保管したい用途にはPETGを選ぶとよい．さらに耐火性や超長期の保存まで求める場合には，金属3Dプリントへの移行が将来の展望となる．笛は日用品に融合でき，息の吹き込み口と音の出る窓だけが外部に見える形となる．笛を寝かせたまま長軸まわりに回しても音の高さが変わらないことは実測しており（5章），ホストの形に合わせて窓の向きを選べる．印刷は家庭用の3Dプリンタで完結する．なお，印刷データには秘密がそのまま載るため，スライスと印刷はネットワークから切り離した自分の環境で行うことを推奨する．</w:t>
       </w:r>
     </w:p>
     <w:p>
@@ -4161,19 +4068,7 @@
         <w:ind w:firstLine="180"/>
       </w:pPr>
       <w:r>
-        <w:t>本章では，現時点で実機による実測が済んでいる</w:t>
-      </w:r>
-      <w:r>
-        <w:t>3</w:t>
-      </w:r>
-      <w:r>
-        <w:t>つの結果を報告する．すなわち，較正と音域の確定，気温に対する頑健性，および印刷から復元までの通しの実証である．未実施の評価は，</w:t>
-      </w:r>
-      <w:r>
-        <w:t>7</w:t>
-      </w:r>
-      <w:r>
-        <w:t>章に今後の課題として整理する．</w:t>
+        <w:t>本章では，現時点で実機による実測が済んでいる4つの結果を報告する．すなわち，較正と音域の確定，気温に対する頑健性，印刷から復元までの通しの実証，および印刷の向きの自由度である．未実施の評価は，7章に今後の課題として整理する．</w:t>
       </w:r>
     </w:p>
     <w:p>
@@ -4630,6 +4525,66 @@
       </w:r>
       <w:r>
         <w:t>が，将来の候補ではなく実機で成立する正式な選択肢であることを実装として確かめられた．</w:t>
+      </w:r>
+    </w:p>
+    <w:p>
+      <w:pPr>
+        <w:pStyle w:val="2"/>
+        <w:spacing w:before="120" w:after="60"/>
+        <w:ind w:left="392" w:hanging="392"/>
+      </w:pPr>
+      <w:r>
+        <w:t>印刷の向きの自由度</w:t>
+      </w:r>
+    </w:p>
+    <w:p>
+      <w:pPr>
+        <w:pStyle w:val="ad"/>
+        <w:spacing w:line="260" w:lineRule="exact"/>
+        <w:ind w:firstLine="180"/>
+      </w:pPr>
+      <w:r>
+        <w:t>日用品に埋め込むには，ホストの形に合わせて笛の向きを選べることが望ましい．そこで，音の出る窓が真上を向く従来の向きを0度とし，笛を寝かせたまま長軸まわりに回した角度を変えて，造形と発音を比べた．同一の土台の右側面，左側面，上面に，同じ音（C7）の笛を1本ずつ接した試験片を1回で印刷し，上面の1本を従来の向きの対照とした．3本が同じ印刷条件で得られるため，全部が鳴らなければ向き以外に原因があり，対照だけが鳴れば向きの問題であると切り分けられる．</w:t>
+      </w:r>
+    </w:p>
+    <w:p>
+      <w:pPr>
+        <w:pStyle w:val="ad"/>
+        <w:spacing w:line="260" w:lineRule="exact"/>
+        <w:ind w:firstLine="180"/>
+      </w:pPr>
+      <w:r>
+        <w:t>結果として，0度と±90度の3本すべてが鳴った．基音の平均は，対照が2180.0 Hz，窓が水平に開く2本が2177.0 Hzと2180.0 Hzであり，対照との差はそれぞれ−2.4セントと0セントであった．対照そのものも2回の吹鳴で9.5セントばらついており，向きによる差はこのばらつきに埋もれる．スロットの刻みは半音（100セント）であるから，読み取りには影響しない大きさである．</w:t>
+      </w:r>
+    </w:p>
+    <w:p>
+      <w:pPr>
+        <w:pStyle w:val="ad"/>
+        <w:spacing w:line="260" w:lineRule="exact"/>
+        <w:ind w:firstLine="180"/>
+      </w:pPr>
+      <w:r>
+        <w:t>一方，窓が真上を向かない向きでは，わずかに強い息を要し，音がやや濁って聞こえた．スペクトルを見ると，第3のピークが，対照では基音の2.99倍から3.00倍であるのに対し，窓が水平の2本では3.09倍から3.13倍と，本来の3倍より50セントから70セント高い側へずれていた．基音と第2のピークは正常であり，濁りは高次のモードだけが整数比から外れることに由来すると考えられる．復号が読むのは基音だけであるため，この非整数化は読み取りに影響しない．</w:t>
+      </w:r>
+    </w:p>
+    <w:p>
+      <w:pPr>
+        <w:pStyle w:val="ad"/>
+        <w:spacing w:line="260" w:lineRule="exact"/>
+        <w:ind w:firstLine="180"/>
+      </w:pPr>
+      <w:r>
+        <w:t>続いて，同じ設計で角度を掃引した試験片を印刷し，0度から180度までを確かめた．その結果，0度，±45度，±90度，±135度はいずれも鳴り，180度（窓が真下）だけが鳴らなかった．180度では管の天井が正しく被覆されず，窓の造形も崩れていた．したがって，埋め込みに使える向きは −135度から +135度までの連続した範囲であり，360度のうち270度を占める．使えないのは真下まわりの90度だけである．日用品への埋め込みにおいて，笛の向きに関する制約はほぼ無くなったといえる．</w:t>
+      </w:r>
+    </w:p>
+    <w:p>
+      <w:pPr>
+        <w:pStyle w:val="ad"/>
+        <w:spacing w:line="260" w:lineRule="exact"/>
+        <w:ind w:firstLine="180"/>
+      </w:pPr>
+      <w:r>
+        <w:t>笛の長軸を立てる置き方も試した．この場合，吹き込み口から音の出る窓へ至る風道は高さ約1 mmの垂直な細い管になる．吹き込み口を上に向けるとこの風道が埋まって息が入らず，鳴らなかった．吹き込み口を下に向けた場合は鳴ったが，低い音は狙いより95セント高く，高い音では一回の吹鳴で複数の基音が同時に現れて基音が定まらなかった．注意すべきは，聴いた印象と測定が食い違ったことである．耳では高い音がよく鳴り低い音はかすれて聞こえたが，測定では低い音の方が安定していた．復号器が読むのは基音ひとつであるから，鳴っているかどうかを聴感で判断してはならない．以上より，長軸を立てる置き方は現時点では推奨しない．</w:t>
       </w:r>
     </w:p>
     <w:p>

--- a/paper/cipherflute_wiss2026_v1.2.docx
+++ b/paper/cipherflute_wiss2026_v1.2.docx
@@ -3174,6 +3174,9 @@
         </w:rPr>
         <w:t>笛の素材について，食品接触に適合していて扱いが容易なBambu Lab PLA Pureでプロトタイピングした．吹き込み口が口に触れること，不透明であるため管が透けて見えず偽装の観点でも都合がよいこと，そして安定して造形できていることが，この素材を標準とする理由である．より長期の保管に対しては，PETGが正式な選択肢となる．PETGでも問題なく造形でき，加水分解や紫外線への耐性の観点からPLAより優れているため，年単位で保管したい用途にはPETGを選ぶとよい．さらに耐火性や超長期の保存まで求める場合には，金属3Dプリントへの移行が将来の展望となる．笛は日用品に融合でき，息の吹き込み口と音の出る窓だけが外部に見える形となる．笛を寝かせたまま長軸まわりに回しても音の高さが変わらないことは実測しており（5章），ホストの形に合わせて窓の向きを選べる．印刷は家庭用の3Dプリンタで完結する．なお，印刷データには秘密がそのまま載るため，スライスと印刷はネットワークから切り離した自分の環境で行うことを推奨する．</w:t>
       </w:r>
+      <w:r>
+        <w:t>なお，外見を統一するために外形の長さを最長管に揃える場合，外形の長さを最長管ちょうどにしてはならない．最も低い音の笛だけは内部に仕切り壁を置く余地がなくなり，閉じた端の壁の厚みのぶんだけ管が短くなって，音が高い側へずれるためである．実装では最長管に数ミリの余白を足した長さを外形とし，どの音にも仕切り壁が入るようにした．</w:t>
+      </w:r>
     </w:p>
     <w:p>
       <w:pPr>
@@ -4187,6 +4190,16 @@
       </w:r>
       <w:r>
         <w:t>スロットを半音刻みで安定して使えることを確認した．</w:t>
+      </w:r>
+    </w:p>
+    <w:p>
+      <w:pPr>
+        <w:pStyle w:val="ad"/>
+        <w:spacing w:line="260" w:lineRule="exact"/>
+        <w:ind w:firstLine="180"/>
+      </w:pPr>
+      <w:r>
+        <w:t>さらに，外見を統一した笛（外形を最長管に揃え，内部の仕切り壁で管の長さを決める形）について，12音（G#6からG7）を各3本，計36本並べた較正用のコームを印刷し，3回通して吹いて評価した．低い4音は1本ずつ吹き直して位置を確定させている．同じ笛を繰り返し吹いたときのばらつきは15.2セントであった．同じ音の3本のあいだの散らばりは11.0セントで，これは吹き方のばらつきだけで説明がつく大きさである．したがって造形そのもののばらつきは，この測り方では吹き方のばらつきに埋もれており，多くとも11セント程度と言える．音の高さの置き場を半音（100セント）刻みとする現在の設計に対しては，十分に小さい．また，実測した管の長さを用いて f = A/(L+e) を当てはめ直すと，12音すべてが1つの式に乗り，残差は二乗平均平方根で11.3セントに収まった．音によって系統的にずれる成分は残らず，最も高いG7も3本とも±20セント以内であったことから，G#6からG7までの12スロットを使える見通しが得られた．</w:t>
       </w:r>
     </w:p>
     <w:p>
@@ -4836,7 +4849,7 @@
         <w:ind w:left="392" w:hanging="392"/>
       </w:pPr>
       <w:r>
-        <w:t>128bitの復元用パスフレーズの保管（想定）</w:t>
+        <w:t>128bitの復元用パスフレーズの保管（作成中）</w:t>
       </w:r>
     </w:p>
     <w:p>
@@ -4846,7 +4859,7 @@
         <w:ind w:firstLine="180"/>
       </w:pPr>
       <w:r>
-        <w:t>12単語のシード相当の128bitを，多数の笛としてシンプルな箱の底面に埋め込む使い方を想定している．求める強度に応じて笛の本数（128bitなら約40本）を選び，自由に配置する．金庫のように「ここに価値がある」と宣言せず，日常に紛れさせる点が特徴である．これは本手法の容量の上限を，実用の形で示す到達目標である．</w:t>
+        <w:t>12単語のシード相当の128bitを，多数の笛として日用品に埋め込む使い方である．隣り合う笛が同じ音にならない符号化と12スロットの組み合わせでは，128bitは笛49本（基準笛1本を含む）になる．これを，フィラメントを巻くスプールの円盤2枚へ25本と24本に分けて埋め込んだものを作成中である．1つの符号語を2枚に割っているため，片方だけでは復元できない．保管場所を分けるという運用が，物のかたちでそのまま実現される．1枚の円盤に置ける本数には限りがあり，笛の外形と円盤の半径から26本が上限である（27本で隣どうしの隙間が1 mmを切る）．求める強度に応じて笛の本数（128bitなら約40本）を選び，自由に配置する．金庫のように「ここに価値がある」と宣言せず，日常に紛れさせる点が特徴である．これは本手法の容量の上限を，実用の形で示す到達目標である．</w:t>
       </w:r>
     </w:p>
     <w:p>

--- a/paper/cipherflute_wiss2026_v1.2.docx
+++ b/paper/cipherflute_wiss2026_v1.2.docx
@@ -1836,6 +1836,36 @@
         <w:ind w:left="392" w:hanging="392"/>
       </w:pPr>
       <w:r>
+        <w:t>音でデータを送る通信方式との関係</w:t>
+      </w:r>
+    </w:p>
+    <w:p>
+      <w:pPr>
+        <w:pStyle w:val="ad"/>
+        <w:spacing w:line="260" w:lineRule="exact"/>
+        <w:ind w:firstLine="180"/>
+      </w:pPr>
+      <w:r>
+        <w:t>本研究の符号化は，音でデータを送る通信方式の系譜に連なる．電話回線のモデム[19]は2つの音の高さに0と1を割り当てる周波数偏移変調であり，ファクシミリの手順[20]や押しボタン信号[21]も，決められた音の組み合わせに意味を与えている．CipherFluteは12個の高さを使うので，その多値版に相当する．基準笛との比で読む仕組みは，受信側が周波数のずれを補正するために置く基準信号と同じ役割を果たす．隣り合う笛が同じ音にならないようにする制約は，8B/10B[22]のように必ず遷移を起こして受信側が区切りを自力で見つけられるようにする符号と狙いが同じである．誤り訂正を付けて記号を並べ替える処理も，通信で広く使われてきたものである．空気を伝わる音でデータを送る試みそのものにも長い歴史があり[23]，音響カプラはその代表である．使う音域も1.7 kHzから3.1 kHzで，電話網が通す0.3 kHzから3.4 kHzの中に収まっている．あちらは通信路の制約，こちらは笛の大きさという別々の理由でありながら，結果として同じ帯に落ち着いている．</w:t>
+      </w:r>
+    </w:p>
+    <w:p>
+      <w:pPr>
+        <w:pStyle w:val="ad"/>
+        <w:spacing w:line="260" w:lineRule="exact"/>
+        <w:ind w:firstLine="180"/>
+      </w:pPr>
+      <w:r>
+        <w:t>違いは送信の側にある．通信では送信機が任意の信号をその場で作れるのに対し，CipherFluteでは物体の形そのものが信号を固定して保持する．電源も電子回路も要らない代わりに，位相や振幅は使えず，吹く速さも一定にならない．運べる量は毎秒10ビットに満たず，モデムには遠く及ばない．しかし本研究が求めるのは通信路の速度ではなく，電源なしで長期にわたり同じ信号を出し続ける担体である．速度と引き換えに保存性と自作可能性を得た点に，通信方式との位置づけの違いがある．</w:t>
+      </w:r>
+    </w:p>
+    <w:p>
+      <w:pPr>
+        <w:pStyle w:val="2"/>
+        <w:spacing w:before="120" w:after="60"/>
+        <w:ind w:left="392" w:hanging="392"/>
+      </w:pPr>
+      <w:r>
         <w:t>秘密の保管と鍵管理の実務</w:t>
       </w:r>
     </w:p>
@@ -5480,6 +5510,46 @@
       </w:pPr>
       <w:r>
         <w:t>[18] Shamir, A.: How to Share a Secret, Communications of the ACM, Vol. 22, No. 11, pp. 612–613 (1979).</w:t>
+      </w:r>
+    </w:p>
+    <w:p>
+      <w:pPr>
+        <w:pStyle w:val="a"/>
+      </w:pPr>
+      <w:r>
+        <w:t>[19] ITU-T: Recommendation V.21, 300 bits per second duplex modem standardized for use in the general switched telephone network (1988).</w:t>
+      </w:r>
+    </w:p>
+    <w:p>
+      <w:pPr>
+        <w:pStyle w:val="a"/>
+      </w:pPr>
+      <w:r>
+        <w:t>[20] ITU-T: Recommendation T.30, Procedures for document facsimile transmission in the general switched telephone network (2005).</w:t>
+      </w:r>
+    </w:p>
+    <w:p>
+      <w:pPr>
+        <w:pStyle w:val="a"/>
+      </w:pPr>
+      <w:r>
+        <w:t>[21] ITU-T: Recommendation Q.23, Technical features of push-button telephone sets (1988).</w:t>
+      </w:r>
+    </w:p>
+    <w:p>
+      <w:pPr>
+        <w:pStyle w:val="a"/>
+      </w:pPr>
+      <w:r>
+        <w:t>[22] Widmer, A. X. and Franaszek, P. A.: A DC-Balanced, Partitioned-Block, 8B/10B Transmission Code, IBM Journal of Research and Development, Vol. 27, No. 5, pp. 440-451 (1983).</w:t>
+      </w:r>
+    </w:p>
+    <w:p>
+      <w:pPr>
+        <w:pStyle w:val="a"/>
+      </w:pPr>
+      <w:r>
+        <w:t>[23] Madhavapeddy, A., Scott, D. and Sharp, R.: Audio Networking: The Forgotten Wireless Technology, IEEE Pervasive Computing, Vol. 4, No. 3, pp. 55-60 (2005).</w:t>
       </w:r>
     </w:p>
     <w:sectPr>

--- a/paper/cipherflute_wiss2026_v1.2.docx
+++ b/paper/cipherflute_wiss2026_v1.2.docx
@@ -4647,16 +4647,7 @@
         <w:ind w:firstLine="180"/>
       </w:pPr>
       <w:r>
-        <w:t>本手法は，運ぶ情報量を設計変数として選べるため，気軽な用途から本格的な鍵管理まで幅広く展開できる．</w:t>
-      </w:r>
-      <w:r>
-        <w:t>ここでは</w:t>
-      </w:r>
-      <w:r>
-        <w:t>4</w:t>
-      </w:r>
-      <w:r>
-        <w:t>つの利用場面を，実装の状況（実装済み・作成中・想定）とともに示す．</w:t>
+        <w:t>本手法は，運ぶ情報量を設計変数として選べるため，気軽な用途から本格的な鍵管理まで幅広く展開できる．ここでは4つの利用場面を，運ぶ量の小さい順に，実装の状況とともに示す．いずれも同じ符号化と同じ読み出しアプリで扱え，違いは笛の本数と担体の形だけである．</w:t>
       </w:r>
     </w:p>
     <w:p>
@@ -4666,7 +4657,7 @@
         <w:ind w:left="392" w:hanging="392"/>
       </w:pPr>
       <w:r>
-        <w:t>カード笛による調の識別とナビゲーション（実装済み）</w:t>
+        <w:t>暗証番号を1枚のカードに（実装済み）</w:t>
       </w:r>
     </w:p>
     <w:p>
@@ -4676,46 +4667,7 @@
         <w:ind w:firstLine="180"/>
       </w:pPr>
       <w:r>
-        <w:t>Chordika</w:t>
-      </w:r>
-      <w:r>
-        <w:t>は，</w:t>
-      </w:r>
-      <w:r>
-        <w:t>1</w:t>
-      </w:r>
-      <w:r>
-        <w:t>枚が</w:t>
-      </w:r>
-      <w:r>
-        <w:t>1</w:t>
-      </w:r>
-      <w:r>
-        <w:t>つの調に対応するカード状の</w:t>
-      </w:r>
-      <w:r>
-        <w:t>8</w:t>
-      </w:r>
-      <w:r>
-        <w:t>本笛である．</w:t>
-      </w:r>
-      <w:r>
-        <w:t>8</w:t>
-      </w:r>
-      <w:r>
-        <w:t>本を吹くと，読み出しアプリが</w:t>
-      </w:r>
-      <w:r>
-        <w:t>8</w:t>
-      </w:r>
-      <w:r>
-        <w:t>音から調を識別し，対応する</w:t>
-      </w:r>
-      <w:r>
-        <w:t>Web</w:t>
-      </w:r>
-      <w:r>
-        <w:t>ページの案内や，その調のコード進行の再生といった体験を提供する．ここで運ばれる秘密の強度は小さいが，物として吹いて楽しく，音楽の教育や遊びに向く．気軽な用途でも本手法が実際に動くことを示す，実装済みのデモである．</w:t>
+        <w:t>クレジットカード大の板（85.6×54×4 mm）に，笛8本を0.3 mmずつ重ねて融合する．先頭の1本を基準笛にあて，残り7本にデータと検査の記号を載せる．12スロット・隣接同音禁止・検査1記号の構成で20.8 bit（0から1,771,560まで）を運べ，暗証番号や合言葉には十分である．財布に入れて持ち歩ける薄さで，見た目は音楽用のカードと変わらない．同じ作りの実装として，1枚が1つの調に対応するChordikaがある．8本を吹くと読み出しアプリが調を識別し，対応するWebページの案内やコード進行の再生を提供する．運ぶ強度は小さいが，気軽な用途でも本手法がそのまま動くことを示している．</w:t>
       </w:r>
     </w:p>
     <w:p>
@@ -4725,7 +4677,7 @@
         <w:ind w:left="392" w:hanging="392"/>
       </w:pPr>
       <w:r>
-        <w:t>スプールへの放射状埋め込み（実装済み）</w:t>
+        <w:t>本立てに64 bitを埋める（実装済み，印刷中）</w:t>
       </w:r>
     </w:p>
     <w:p>
@@ -4735,10 +4687,7 @@
         <w:ind w:firstLine="180"/>
       </w:pPr>
       <w:r>
-        <w:t>3D</w:t>
-      </w:r>
-      <w:r>
-        <w:t>プリンタのフィラメントを巻くスプールの円盤に，笛を放射状に埋め込んだ．スプールを回しながら，外周に並んだ吹き込み口を順に吹くと，演奏するように秘密を読み出せる．ありふれた道具に秘密を溶け込ませ，日常の中に隠す例である．</w:t>
+        <w:t>底板とその両端に立つ壁からなる本立て（105×70×163.5 mm）に，笛36本を埋め込んだ．12スロット・隣接同音禁止・ブロックあたり検査4記号で64 bitを運ぶ．笛は，左の壁を上から下へ，底板を左から右へ，右の壁を下から上へと，コの字を一筆でなぞる順に並べてある．物の形がそのまま吹く順番を教えるため，覚え書きを別に持つ必要がない．窓はいずれも本が入る側へ開き，吹き込み口は手前の端面にそろえてある．透明グレーのPETGで印刷して13時間09分・117 gである．部屋に置いたまま秘密を保つ，日用品への埋め込みの代表例である．</w:t>
       </w:r>
     </w:p>
     <w:p>
@@ -4748,13 +4697,7 @@
         <w:ind w:left="392" w:hanging="392"/>
       </w:pPr>
       <w:r>
-        <w:t>秘密分散によるパートナー間の分散保管（作成中，</w:t>
-      </w:r>
-      <w:r>
-        <w:t>HeartBeads</w:t>
-      </w:r>
-      <w:r>
-        <w:t>）</w:t>
+        <w:t>スプール2枚に128 bitを分ける（実装済み，印刷中）</w:t>
       </w:r>
     </w:p>
     <w:p>
@@ -4764,112 +4707,7 @@
         <w:ind w:firstLine="180"/>
       </w:pPr>
       <w:r>
-        <w:t>HeartBeads</w:t>
-      </w:r>
-      <w:r>
-        <w:t>は，ハート型の小さな置物を</w:t>
-      </w:r>
-      <w:r>
-        <w:t>2</w:t>
-      </w:r>
-      <w:r>
-        <w:t>つ用意し，</w:t>
-      </w:r>
-      <w:r>
-        <w:t>1</w:t>
-      </w:r>
-      <w:r>
-        <w:t>つの秘密を秘密分散で</w:t>
-      </w:r>
-      <w:r>
-        <w:t>2</w:t>
-      </w:r>
-      <w:r>
-        <w:t>つの断片に分けて各ハートに笛として埋め込む案である（作成中）．</w:t>
-      </w:r>
-      <w:r>
-        <w:t>2</w:t>
-      </w:r>
-      <w:r>
-        <w:t>人が</w:t>
-      </w:r>
-      <w:r>
-        <w:t>1</w:t>
-      </w:r>
-      <w:r>
-        <w:t>つずつ持ち，</w:t>
-      </w:r>
-      <w:r>
-        <w:t>2</w:t>
-      </w:r>
-      <w:r>
-        <w:t>つを合わせて初めて秘密を復元できる（</w:t>
-      </w:r>
-      <w:r>
-        <w:t>2-of-2</w:t>
-      </w:r>
-      <w:r>
-        <w:t>）．</w:t>
-      </w:r>
-      <w:r>
-        <w:t>3</w:t>
-      </w:r>
-      <w:r>
-        <w:t>つに分けて</w:t>
-      </w:r>
-      <w:r>
-        <w:t>2</w:t>
-      </w:r>
-      <w:r>
-        <w:t>つで復元できる形（</w:t>
-      </w:r>
-      <w:r>
-        <w:t>2-of-3</w:t>
-      </w:r>
-      <w:r>
-        <w:t>）にすれば，</w:t>
-      </w:r>
-      <w:r>
-        <w:t>1</w:t>
-      </w:r>
-      <w:r>
-        <w:t>つを失っても復元できる耐性を持たせられる．「</w:t>
-      </w:r>
-      <w:r>
-        <w:t>2</w:t>
-      </w:r>
-      <w:r>
-        <w:t>人がそろわないと開けられない」という関係性を，物のかたちで表現する例である．各ハートは原型が約25×32×7 mmであり，笛が収まる大きさに拡大して用いる．</w:t>
-      </w:r>
-      <w:r/>
-      <w:r/>
-      <w:r/>
-      <w:r/>
-      <w:r/>
-      <w:r/>
-      <w:r>
-        <w:t>1</w:t>
-      </w:r>
-      <w:r>
-        <w:t>記号の秘密であれば，各断片は基準笛</w:t>
-      </w:r>
-      <w:r>
-        <w:t>1</w:t>
-      </w:r>
-      <w:r>
-        <w:t>本とデータ</w:t>
-      </w:r>
-      <w:r>
-        <w:t>1</w:t>
-      </w:r>
-      <w:r>
-        <w:t>本の計</w:t>
-      </w:r>
-      <w:r>
-        <w:t>2</w:t>
-      </w:r>
-      <w:r>
-        <w:t>本で足りる．</w:t>
+        <w:t>12単語のシード相当の128 bitは，隣り合う笛が同じ音にならない符号化と12スロットの組み合わせで笛49本（基準笛1本を含む）になる．これを3Dプリンタのフィラメントを巻くスプールの円盤2枚へ，25本と24本に分けて埋め込んだ．円盤を回しながら外周の吹き込み口を順に吹くと，演奏するように読み出せる．1枚に置ける本数は笛の外形と円盤の半径から26本が上限である（27本で隣どうしの隙間が1 mmを切る）．1つの符号語を2枚に割っているため，片方だけでは復元できない．実際に片方だけで復号を試すと，各ブロックで4記号から5記号が欠落し，検査2記号の訂正能力を大きく超えて失敗する．ただしこれは分散ではなく分割であり，片方からは対応する記号がそのまま読める点は明示しておく必要がある．先に印刷した24本の側を実測したところ，24本すべてが鳴り，仮の基準に対する相対の位置は24本とも設計どおりであった．</w:t>
       </w:r>
     </w:p>
     <w:p>
@@ -4879,7 +4717,7 @@
         <w:ind w:left="392" w:hanging="392"/>
       </w:pPr>
       <w:r>
-        <w:t>128bitの復元用パスフレーズの保管（作成中）</w:t>
+        <w:t>2枚そろって初めて開くハートのカード（実装済み，実機で確認）</w:t>
       </w:r>
     </w:p>
     <w:p>
@@ -4889,7 +4727,7 @@
         <w:ind w:firstLine="180"/>
       </w:pPr>
       <w:r>
-        <w:t>12単語のシード相当の128bitを，多数の笛として日用品に埋め込む使い方である．隣り合う笛が同じ音にならない符号化と12スロットの組み合わせでは，128bitは笛49本（基準笛1本を含む）になる．これを，フィラメントを巻くスプールの円盤2枚へ25本と24本に分けて埋め込んだものを作成中である．1つの符号語を2枚に割っているため，片方だけでは復元できない．保管場所を分けるという運用が，物のかたちでそのまま実現される．1枚の円盤に置ける本数には限りがあり，笛の外形と円盤の半径から26本が上限である（27本で隣どうしの隙間が1 mmを切る）．求める強度に応じて笛の本数（128bitなら約40本）を選び，自由に配置する．金庫のように「ここに価値がある」と宣言せず，日常に紛れさせる点が特徴である．これは本手法の容量の上限を，実用の形で示す到達目標である．</w:t>
+        <w:t>同じ作りのカードを2枚，余白どうしを向かい合わせに並べ，その境界にハートを抜く．1枚では半分のハートにしかならず，2枚をそろえて初めてハートが現れる．秘密は2-of-2で分け，片方に乱数を，もう片方に秘密から乱数を引いた値を入れる．片方だけでは一様な乱数にしか見えず，秘密については何も分からない．2枚で20.8 bitを運ぶ．2026年7月に2枚を印刷し，1枚ずつ続けて吹いて記号を読み，足し合わせて元の秘密が戻ることを実機で確認した．読み出しアプリには2枚を続けて扱う画面を用意し，1枚目を確定してから2枚目を吹くと，その場で合成して認証まで進む．さらに，合成した秘密を鍵として遷移先URLをAES-GCMで暗号化しておけば，2枚がそろったときにだけそのページが開く．URLを手に入れただけの者には行き先が分からない．物の形（半分のハート）と符号の性質（片方だけでは何も分からない）が一致している点が，この応用の要である．</w:t>
       </w:r>
     </w:p>
     <w:p>

--- a/paper/cipherflute_wiss2026_v1.2.docx
+++ b/paper/cipherflute_wiss2026_v1.2.docx
@@ -4707,7 +4707,7 @@
         <w:ind w:firstLine="180"/>
       </w:pPr>
       <w:r>
-        <w:t>12単語のシード相当の128 bitは，隣り合う笛が同じ音にならない符号化と12スロットの組み合わせで笛49本（基準笛1本を含む）になる．これを3Dプリンタのフィラメントを巻くスプールの円盤2枚へ，25本と24本に分けて埋め込んだ．円盤を回しながら外周の吹き込み口を順に吹くと，演奏するように読み出せる．1枚に置ける本数は笛の外形と円盤の半径から26本が上限である（27本で隣どうしの隙間が1 mmを切る）．1つの符号語を2枚に割っているため，片方だけでは復元できない．実際に片方だけで復号を試すと，各ブロックで4記号から5記号が欠落し，検査2記号の訂正能力を大きく超えて失敗する．ただしこれは分散ではなく分割であり，片方からは対応する記号がそのまま読める点は明示しておく必要がある．先に印刷した24本の側を実測したところ，24本すべてが鳴り，仮の基準に対する相対の位置は24本とも設計どおりであった．</w:t>
+        <w:t>12単語のシード相当の128 bitは，隣り合う笛が同じ音にならない符号化と12スロットの組み合わせで笛49本（基準笛1本を含む）になる．これを3Dプリンタのフィラメントを巻くスプールの円盤2枚へ，25本と24本に分けて埋め込んだ．円盤を回しながら外周の吹き込み口を順に吹くと，演奏するように読み出せる．1枚に置ける本数は笛の外形と円盤の半径から26本が上限である（27本で隣どうしの隙間が1 mmを切る）．1つの符号語を2枚に割っているため，片方だけでは復元できない．実際に片方だけで復号を試すと，各ブロックで4記号から5記号が欠落し，検査2記号の訂正能力を大きく超えて失敗する．ただしこれは秘密分散ではなく分割であることに注意が必要である．片方からは，そこに載っている記号がそのまま読める．1枚目だけが手に入った場合，38記号のうち24記号が直接読め，残る不確かさは約48 bitまで下がる．同じ2枚で秘密分散にすることもでき，その場合は各円盤が完全な断片を持つため片方からは何も分からないが，運べる秘密は1枚に入る量が上限となり66 bit程度になる．128 bitを運ぶか，片方からの漏れを断つかは，用途に応じて選ぶ設計上の分岐である．先に印刷した24本の側を実測したところ，24本すべてが鳴り，仮の基準に対する相対の位置は24本とも設計どおりであった．</w:t>
       </w:r>
     </w:p>
     <w:p>
@@ -4727,7 +4727,7 @@
         <w:ind w:firstLine="180"/>
       </w:pPr>
       <w:r>
-        <w:t>同じ作りのカードを2枚，余白どうしを向かい合わせに並べ，その境界にハートを抜く．1枚では半分のハートにしかならず，2枚をそろえて初めてハートが現れる．秘密は2-of-2で分け，片方に乱数を，もう片方に秘密から乱数を引いた値を入れる．片方だけでは一様な乱数にしか見えず，秘密については何も分からない．2枚で20.8 bitを運ぶ．2026年7月に2枚を印刷し，1枚ずつ続けて吹いて記号を読み，足し合わせて元の秘密が戻ることを実機で確認した．読み出しアプリには2枚を続けて扱う画面を用意し，1枚目を確定してから2枚目を吹くと，その場で合成して認証まで進む．さらに，合成した秘密を鍵として遷移先URLをAES-GCMで暗号化しておけば，2枚がそろったときにだけそのページが開く．URLを手に入れただけの者には行き先が分からない．物の形（半分のハート）と符号の性質（片方だけでは何も分からない）が一致している点が，この応用の要である．</w:t>
+        <w:t>同じ作りのカードを2枚，余白どうしを向かい合わせに並べ，その境界にハートを抜く．1枚では半分のハートにしかならず，2枚をそろえて初めてハートが現れる．秘密は2-of-2で分け，片方に乱数を，もう片方に秘密から乱数を引いた値を入れる．片方だけでは一様な乱数にしか見えず，秘密については何も分からない．2枚で20.8 bitを運ぶ．2026年7月に2枚を印刷し，1枚ずつ続けて吹いて記号を読み，足し合わせて元の秘密が戻ることを実機で確認した．読み出しアプリには2枚を続けて扱う画面を用意し，1枚目を確定してから2枚目を吹くと，その場で合成して認証まで進む．さらに，合成した秘密を鍵として遷移先URLをAES-GCMで暗号化しておくと，2枚がそろったときにだけそのページが開く．これも実機で確かめ，2枚を吹き終えた時点で目的のページへ遷移した．URLを手に入れただけの者には行き先が分からない．物の形（半分のハート）と符号の性質（片方だけでは何も分からない）が一致している点が，この応用の要である．</w:t>
       </w:r>
     </w:p>
     <w:p>

--- a/paper/cipherflute_wiss2026_v1.2.docx
+++ b/paper/cipherflute_wiss2026_v1.2.docx
@@ -4697,7 +4697,7 @@
         <w:ind w:left="392" w:hanging="392"/>
       </w:pPr>
       <w:r>
-        <w:t>スプール2枚に128 bitを分ける（実装済み，印刷中）</w:t>
+        <w:t>スプール2枚に128 bitを置く（実装済み，印刷中）</w:t>
       </w:r>
     </w:p>
     <w:p>
@@ -4707,7 +4707,7 @@
         <w:ind w:firstLine="180"/>
       </w:pPr>
       <w:r>
-        <w:t>12単語のシード相当の128 bitは，隣り合う笛が同じ音にならない符号化と12スロットの組み合わせで笛49本（基準笛1本を含む）になる．これを3Dプリンタのフィラメントを巻くスプールの円盤2枚へ，25本と24本に分けて埋め込んだ．円盤を回しながら外周の吹き込み口を順に吹くと，演奏するように読み出せる．1枚に置ける本数は笛の外形と円盤の半径から26本が上限である（27本で隣どうしの隙間が1 mmを切る）．1つの符号語を2枚に割っているため，片方だけでは復元できない．実際に片方だけで復号を試すと，各ブロックで4記号から5記号が欠落し，検査2記号の訂正能力を大きく超えて失敗する．ただしこれは秘密分散ではなく分割であることに注意が必要である．片方からは，そこに載っている記号がそのまま読める．1枚目だけが手に入った場合，38記号のうち24記号が直接読め，残る不確かさは約48 bitまで下がる．同じ2枚で秘密分散にすることもでき，その場合は各円盤が完全な断片を持つため片方からは何も分からないが，運べる秘密は1枚に入る量が上限となり66 bit程度になる．128 bitを運ぶか，片方からの漏れを断つかは，用途に応じて選ぶ設計上の分岐である．先に印刷した24本の側を実測したところ，24本すべてが鳴り，仮の基準に対する相対の位置は24本とも設計どおりであった．</w:t>
+        <w:t>12単語のシード相当の128 bitは，隣り合う笛が同じ音にならない符号化と12スロットの組み合わせで笛49本（基準笛1本を含む）になる．1枚の円盤に置ける本数は笛の外形と円盤の半径から26本が上限であり（27本で隣どうしの隙間が1 mmを切る），49本は1枚には収まらない．そこで3Dプリンタのフィラメントを巻くスプールの円盤2枚へ，25本と24本に置いた．2枚で1つの記憶媒体であり，基準笛のある側から順に，円盤を回しながら外周に並んだ吹き込み口を吹いていくと，演奏するように読み出せる．吹き始めの笛には，次に進む向きへ尖った印を付けてあるので，どこから，どちら回りに吹くかが物の形から分かる．先に印刷した24本の側を実測したところ，24本すべてが鳴り，仮の基準に対する相対の位置は24本とも設計どおりであった．運べる量の上限を実用の形で示す例である．</w:t>
       </w:r>
     </w:p>
     <w:p>
